--- a/seo-content/drenazh-uchastka/03-geo-backlog/04-tutaev-drenazh-uchastka.docx
+++ b/seo-content/drenazh-uchastka/03-geo-backlog/04-tutaev-drenazh-uchastka.docx
@@ -441,7 +441,7 @@
         <w:pStyle w:val="ListBullet"/>
       </w:pPr>
       <w:r>
-        <w:t>/drenazh-uchastka/cena/</w:t>
+        <w:t>/cena-drenazha-uchastka/</w:t>
       </w:r>
     </w:p>
     <w:p>
